--- a/09_TRACKING/Hardware_Design_History_Document_BEE_1012_LDA.docx
+++ b/09_TRACKING/Hardware_Design_History_Document_BEE_1012_LDA.docx
@@ -1682,8 +1682,19 @@
             <w:vAlign w:val="center"/>
           </w:tcPr>
           <w:p>
-            <w:r>
-              <w:t>Round 1</w:t>
+            <w:pPr>
+              <w:rPr>
+                <w:lang w:val="vi-VN"/>
+              </w:rPr>
+            </w:pPr>
+            <w:r>
+              <w:t>Round</w:t>
+            </w:r>
+            <w:r>
+              <w:rPr>
+                <w:lang w:val="vi-VN"/>
+              </w:rPr>
+              <w:t xml:space="preserve"> 1</w:t>
             </w:r>
           </w:p>
         </w:tc>
@@ -1729,14 +1740,564 @@
                 <w:lang w:val="vi-VN"/>
               </w:rPr>
             </w:pPr>
-            <w:r>
-              <w:t xml:space="preserve">Design </w:t>
-            </w:r>
-            <w:r>
-              <w:t>for V1.</w:t>
-            </w:r>
-            <w:r>
-              <w:t>2</w:t>
+            <w:proofErr w:type="spellStart"/>
+            <w:r>
+              <w:rPr>
+                <w:lang w:val="vi-VN"/>
+              </w:rPr>
+              <w:t>Review</w:t>
+            </w:r>
+            <w:proofErr w:type="spellEnd"/>
+            <w:r>
+              <w:rPr>
+                <w:lang w:val="vi-VN"/>
+              </w:rPr>
+              <w:t xml:space="preserve"> </w:t>
+            </w:r>
+            <w:proofErr w:type="spellStart"/>
+            <w:r>
+              <w:rPr>
+                <w:lang w:val="vi-VN"/>
+              </w:rPr>
+              <w:t>board</w:t>
+            </w:r>
+            <w:proofErr w:type="spellEnd"/>
+            <w:r>
+              <w:rPr>
+                <w:lang w:val="vi-VN"/>
+              </w:rPr>
+              <w:t xml:space="preserve"> V1.0.0</w:t>
+            </w:r>
+          </w:p>
+        </w:tc>
+        <w:tc>
+          <w:tcPr>
+            <w:tcW w:w="2888" w:type="dxa"/>
+            <w:tcBorders>
+              <w:top w:val="single" w:sz="4" w:space="0" w:color="AAAAAA"/>
+              <w:left w:val="single" w:sz="4" w:space="0" w:color="AAAAAA"/>
+              <w:bottom w:val="single" w:sz="4" w:space="0" w:color="AAAAAA"/>
+              <w:right w:val="single" w:sz="4" w:space="0" w:color="AAAAAA"/>
+            </w:tcBorders>
+            <w:shd w:val="clear" w:color="auto" w:fill="FFFFFF"/>
+            <w:tcMar>
+              <w:top w:w="60" w:type="dxa"/>
+              <w:left w:w="100" w:type="dxa"/>
+              <w:bottom w:w="60" w:type="dxa"/>
+              <w:right w:w="100" w:type="dxa"/>
+            </w:tcMar>
+            <w:vAlign w:val="center"/>
+          </w:tcPr>
+          <w:p>
+            <w:pPr>
+              <w:jc w:val="center"/>
+              <w:rPr>
+                <w:lang w:val="vi-VN"/>
+              </w:rPr>
+            </w:pPr>
+          </w:p>
+        </w:tc>
+        <w:tc>
+          <w:tcPr>
+            <w:tcW w:w="1191" w:type="dxa"/>
+            <w:tcBorders>
+              <w:top w:val="single" w:sz="4" w:space="0" w:color="AAAAAA"/>
+              <w:left w:val="single" w:sz="4" w:space="0" w:color="AAAAAA"/>
+              <w:bottom w:val="single" w:sz="4" w:space="0" w:color="AAAAAA"/>
+              <w:right w:val="single" w:sz="4" w:space="0" w:color="AAAAAA"/>
+            </w:tcBorders>
+            <w:shd w:val="clear" w:color="auto" w:fill="FFFFFF"/>
+            <w:tcMar>
+              <w:top w:w="60" w:type="dxa"/>
+              <w:left w:w="100" w:type="dxa"/>
+              <w:bottom w:w="60" w:type="dxa"/>
+              <w:right w:w="100" w:type="dxa"/>
+            </w:tcMar>
+            <w:vAlign w:val="center"/>
+          </w:tcPr>
+          <w:p>
+            <w:pPr>
+              <w:jc w:val="center"/>
+              <w:rPr>
+                <w:lang w:val="vi-VN"/>
+              </w:rPr>
+            </w:pPr>
+          </w:p>
+        </w:tc>
+        <w:tc>
+          <w:tcPr>
+            <w:tcW w:w="1130" w:type="dxa"/>
+            <w:tcBorders>
+              <w:top w:val="single" w:sz="4" w:space="0" w:color="AAAAAA"/>
+              <w:left w:val="single" w:sz="4" w:space="0" w:color="AAAAAA"/>
+              <w:bottom w:val="single" w:sz="4" w:space="0" w:color="AAAAAA"/>
+              <w:right w:val="single" w:sz="4" w:space="0" w:color="AAAAAA"/>
+            </w:tcBorders>
+            <w:shd w:val="clear" w:color="auto" w:fill="FFFFFF"/>
+            <w:tcMar>
+              <w:top w:w="60" w:type="dxa"/>
+              <w:left w:w="100" w:type="dxa"/>
+              <w:bottom w:w="60" w:type="dxa"/>
+              <w:right w:w="100" w:type="dxa"/>
+            </w:tcMar>
+            <w:vAlign w:val="center"/>
+          </w:tcPr>
+          <w:p>
+            <w:pPr>
+              <w:jc w:val="center"/>
+              <w:rPr>
+                <w:lang w:val="vi-VN"/>
+              </w:rPr>
+            </w:pPr>
+          </w:p>
+        </w:tc>
+      </w:tr>
+      <w:tr>
+        <w:tc>
+          <w:tcPr>
+            <w:tcW w:w="947" w:type="dxa"/>
+            <w:tcBorders>
+              <w:top w:val="single" w:sz="4" w:space="0" w:color="AAAAAA"/>
+              <w:left w:val="single" w:sz="4" w:space="0" w:color="AAAAAA"/>
+              <w:bottom w:val="single" w:sz="4" w:space="0" w:color="AAAAAA"/>
+              <w:right w:val="single" w:sz="4" w:space="0" w:color="AAAAAA"/>
+            </w:tcBorders>
+            <w:shd w:val="clear" w:color="auto" w:fill="FFFFFF"/>
+            <w:tcMar>
+              <w:top w:w="60" w:type="dxa"/>
+              <w:left w:w="100" w:type="dxa"/>
+              <w:bottom w:w="60" w:type="dxa"/>
+              <w:right w:w="100" w:type="dxa"/>
+            </w:tcMar>
+            <w:vAlign w:val="center"/>
+          </w:tcPr>
+          <w:p>
+            <w:pPr>
+              <w:rPr>
+                <w:lang w:val="vi-VN"/>
+              </w:rPr>
+            </w:pPr>
+            <w:r>
+              <w:t>Round</w:t>
+            </w:r>
+            <w:r>
+              <w:rPr>
+                <w:lang w:val="vi-VN"/>
+              </w:rPr>
+              <w:t xml:space="preserve"> 2</w:t>
+            </w:r>
+          </w:p>
+        </w:tc>
+        <w:tc>
+          <w:tcPr>
+            <w:tcW w:w="1339" w:type="dxa"/>
+            <w:tcBorders>
+              <w:top w:val="single" w:sz="4" w:space="0" w:color="AAAAAA"/>
+              <w:left w:val="single" w:sz="4" w:space="0" w:color="AAAAAA"/>
+              <w:bottom w:val="single" w:sz="4" w:space="0" w:color="AAAAAA"/>
+              <w:right w:val="single" w:sz="4" w:space="0" w:color="AAAAAA"/>
+            </w:tcBorders>
+            <w:shd w:val="clear" w:color="auto" w:fill="FFFFFF"/>
+            <w:tcMar>
+              <w:top w:w="60" w:type="dxa"/>
+              <w:left w:w="100" w:type="dxa"/>
+              <w:bottom w:w="60" w:type="dxa"/>
+              <w:right w:w="100" w:type="dxa"/>
+            </w:tcMar>
+            <w:vAlign w:val="center"/>
+          </w:tcPr>
+          <w:p>
+            <w:r>
+              <w:t>Team</w:t>
+            </w:r>
+          </w:p>
+        </w:tc>
+        <w:tc>
+          <w:tcPr>
+            <w:tcW w:w="2575" w:type="dxa"/>
+            <w:tcBorders>
+              <w:top w:val="single" w:sz="4" w:space="0" w:color="AAAAAA"/>
+              <w:left w:val="single" w:sz="4" w:space="0" w:color="AAAAAA"/>
+              <w:bottom w:val="single" w:sz="4" w:space="0" w:color="AAAAAA"/>
+              <w:right w:val="single" w:sz="4" w:space="0" w:color="AAAAAA"/>
+            </w:tcBorders>
+            <w:shd w:val="clear" w:color="auto" w:fill="FFFFFF"/>
+          </w:tcPr>
+          <w:p>
+            <w:pPr>
+              <w:jc w:val="center"/>
+              <w:rPr>
+                <w:lang w:val="vi-VN"/>
+              </w:rPr>
+            </w:pPr>
+            <w:proofErr w:type="spellStart"/>
+            <w:r>
+              <w:rPr>
+                <w:lang w:val="vi-VN"/>
+              </w:rPr>
+              <w:t>fix</w:t>
+            </w:r>
+            <w:proofErr w:type="spellEnd"/>
+            <w:r>
+              <w:rPr>
+                <w:lang w:val="vi-VN"/>
+              </w:rPr>
+              <w:t xml:space="preserve"> </w:t>
+            </w:r>
+            <w:proofErr w:type="spellStart"/>
+            <w:r>
+              <w:rPr>
+                <w:lang w:val="vi-VN"/>
+              </w:rPr>
+              <w:t>rshunt</w:t>
+            </w:r>
+            <w:proofErr w:type="spellEnd"/>
+            <w:r>
+              <w:rPr>
+                <w:lang w:val="vi-VN"/>
+              </w:rPr>
+              <w:t xml:space="preserve"> to </w:t>
+            </w:r>
+            <w:proofErr w:type="spellStart"/>
+            <w:r>
+              <w:rPr>
+                <w:lang w:val="vi-VN"/>
+              </w:rPr>
+              <w:t>suitable</w:t>
+            </w:r>
+            <w:proofErr w:type="spellEnd"/>
+            <w:r>
+              <w:rPr>
+                <w:lang w:val="vi-VN"/>
+              </w:rPr>
+              <w:t xml:space="preserve"> </w:t>
+            </w:r>
+            <w:proofErr w:type="spellStart"/>
+            <w:r>
+              <w:rPr>
+                <w:lang w:val="vi-VN"/>
+              </w:rPr>
+              <w:t>for</w:t>
+            </w:r>
+            <w:proofErr w:type="spellEnd"/>
+            <w:r>
+              <w:rPr>
+                <w:lang w:val="vi-VN"/>
+              </w:rPr>
+              <w:t xml:space="preserve"> </w:t>
+            </w:r>
+            <w:proofErr w:type="spellStart"/>
+            <w:r>
+              <w:rPr>
+                <w:lang w:val="vi-VN"/>
+              </w:rPr>
+              <w:t>range</w:t>
+            </w:r>
+            <w:proofErr w:type="spellEnd"/>
+            <w:r>
+              <w:rPr>
+                <w:lang w:val="vi-VN"/>
+              </w:rPr>
+              <w:t xml:space="preserve"> </w:t>
+            </w:r>
+            <w:proofErr w:type="spellStart"/>
+            <w:r>
+              <w:rPr>
+                <w:lang w:val="vi-VN"/>
+              </w:rPr>
+              <w:t>of</w:t>
+            </w:r>
+            <w:proofErr w:type="spellEnd"/>
+            <w:r>
+              <w:rPr>
+                <w:lang w:val="vi-VN"/>
+              </w:rPr>
+              <w:t xml:space="preserve"> INA, </w:t>
+            </w:r>
+            <w:proofErr w:type="spellStart"/>
+            <w:r>
+              <w:rPr>
+                <w:lang w:val="vi-VN"/>
+              </w:rPr>
+              <w:t>design</w:t>
+            </w:r>
+            <w:proofErr w:type="spellEnd"/>
+            <w:r>
+              <w:rPr>
+                <w:lang w:val="vi-VN"/>
+              </w:rPr>
+              <w:t xml:space="preserve"> V1.1.0</w:t>
+            </w:r>
+          </w:p>
+        </w:tc>
+        <w:tc>
+          <w:tcPr>
+            <w:tcW w:w="2888" w:type="dxa"/>
+            <w:tcBorders>
+              <w:top w:val="single" w:sz="4" w:space="0" w:color="AAAAAA"/>
+              <w:left w:val="single" w:sz="4" w:space="0" w:color="AAAAAA"/>
+              <w:bottom w:val="single" w:sz="4" w:space="0" w:color="AAAAAA"/>
+              <w:right w:val="single" w:sz="4" w:space="0" w:color="AAAAAA"/>
+            </w:tcBorders>
+            <w:shd w:val="clear" w:color="auto" w:fill="FFFFFF"/>
+            <w:tcMar>
+              <w:top w:w="60" w:type="dxa"/>
+              <w:left w:w="100" w:type="dxa"/>
+              <w:bottom w:w="60" w:type="dxa"/>
+              <w:right w:w="100" w:type="dxa"/>
+            </w:tcMar>
+            <w:vAlign w:val="center"/>
+          </w:tcPr>
+          <w:p>
+            <w:pPr>
+              <w:jc w:val="center"/>
+              <w:rPr>
+                <w:lang w:val="vi-VN"/>
+              </w:rPr>
+            </w:pPr>
+          </w:p>
+        </w:tc>
+        <w:tc>
+          <w:tcPr>
+            <w:tcW w:w="1191" w:type="dxa"/>
+            <w:tcBorders>
+              <w:top w:val="single" w:sz="4" w:space="0" w:color="AAAAAA"/>
+              <w:left w:val="single" w:sz="4" w:space="0" w:color="AAAAAA"/>
+              <w:bottom w:val="single" w:sz="4" w:space="0" w:color="AAAAAA"/>
+              <w:right w:val="single" w:sz="4" w:space="0" w:color="AAAAAA"/>
+            </w:tcBorders>
+            <w:shd w:val="clear" w:color="auto" w:fill="FFFFFF"/>
+            <w:tcMar>
+              <w:top w:w="60" w:type="dxa"/>
+              <w:left w:w="100" w:type="dxa"/>
+              <w:bottom w:w="60" w:type="dxa"/>
+              <w:right w:w="100" w:type="dxa"/>
+            </w:tcMar>
+            <w:vAlign w:val="center"/>
+          </w:tcPr>
+          <w:p>
+            <w:pPr>
+              <w:jc w:val="center"/>
+              <w:rPr>
+                <w:lang w:val="vi-VN"/>
+              </w:rPr>
+            </w:pPr>
+          </w:p>
+        </w:tc>
+        <w:tc>
+          <w:tcPr>
+            <w:tcW w:w="1130" w:type="dxa"/>
+            <w:tcBorders>
+              <w:top w:val="single" w:sz="4" w:space="0" w:color="AAAAAA"/>
+              <w:left w:val="single" w:sz="4" w:space="0" w:color="AAAAAA"/>
+              <w:bottom w:val="single" w:sz="4" w:space="0" w:color="AAAAAA"/>
+              <w:right w:val="single" w:sz="4" w:space="0" w:color="AAAAAA"/>
+            </w:tcBorders>
+            <w:shd w:val="clear" w:color="auto" w:fill="FFFFFF"/>
+            <w:tcMar>
+              <w:top w:w="60" w:type="dxa"/>
+              <w:left w:w="100" w:type="dxa"/>
+              <w:bottom w:w="60" w:type="dxa"/>
+              <w:right w:w="100" w:type="dxa"/>
+            </w:tcMar>
+            <w:vAlign w:val="center"/>
+          </w:tcPr>
+          <w:p>
+            <w:pPr>
+              <w:jc w:val="center"/>
+              <w:rPr>
+                <w:lang w:val="vi-VN"/>
+              </w:rPr>
+            </w:pPr>
+          </w:p>
+        </w:tc>
+      </w:tr>
+      <w:tr>
+        <w:tc>
+          <w:tcPr>
+            <w:tcW w:w="947" w:type="dxa"/>
+            <w:tcBorders>
+              <w:top w:val="single" w:sz="4" w:space="0" w:color="AAAAAA"/>
+              <w:left w:val="single" w:sz="4" w:space="0" w:color="AAAAAA"/>
+              <w:bottom w:val="single" w:sz="4" w:space="0" w:color="AAAAAA"/>
+              <w:right w:val="single" w:sz="4" w:space="0" w:color="AAAAAA"/>
+            </w:tcBorders>
+            <w:shd w:val="clear" w:color="auto" w:fill="FFFFFF"/>
+            <w:tcMar>
+              <w:top w:w="60" w:type="dxa"/>
+              <w:left w:w="100" w:type="dxa"/>
+              <w:bottom w:w="60" w:type="dxa"/>
+              <w:right w:w="100" w:type="dxa"/>
+            </w:tcMar>
+            <w:vAlign w:val="center"/>
+          </w:tcPr>
+          <w:p>
+            <w:pPr>
+              <w:rPr>
+                <w:lang w:val="vi-VN"/>
+              </w:rPr>
+            </w:pPr>
+            <w:r>
+              <w:t xml:space="preserve">Round </w:t>
+            </w:r>
+            <w:r>
+              <w:t>3</w:t>
+            </w:r>
+          </w:p>
+        </w:tc>
+        <w:tc>
+          <w:tcPr>
+            <w:tcW w:w="1339" w:type="dxa"/>
+            <w:tcBorders>
+              <w:top w:val="single" w:sz="4" w:space="0" w:color="AAAAAA"/>
+              <w:left w:val="single" w:sz="4" w:space="0" w:color="AAAAAA"/>
+              <w:bottom w:val="single" w:sz="4" w:space="0" w:color="AAAAAA"/>
+              <w:right w:val="single" w:sz="4" w:space="0" w:color="AAAAAA"/>
+            </w:tcBorders>
+            <w:shd w:val="clear" w:color="auto" w:fill="FFFFFF"/>
+            <w:tcMar>
+              <w:top w:w="60" w:type="dxa"/>
+              <w:left w:w="100" w:type="dxa"/>
+              <w:bottom w:w="60" w:type="dxa"/>
+              <w:right w:w="100" w:type="dxa"/>
+            </w:tcMar>
+            <w:vAlign w:val="center"/>
+          </w:tcPr>
+          <w:p>
+            <w:r>
+              <w:t>Team</w:t>
+            </w:r>
+          </w:p>
+        </w:tc>
+        <w:tc>
+          <w:tcPr>
+            <w:tcW w:w="2575" w:type="dxa"/>
+            <w:tcBorders>
+              <w:top w:val="single" w:sz="4" w:space="0" w:color="AAAAAA"/>
+              <w:left w:val="single" w:sz="4" w:space="0" w:color="AAAAAA"/>
+              <w:bottom w:val="single" w:sz="4" w:space="0" w:color="AAAAAA"/>
+              <w:right w:val="single" w:sz="4" w:space="0" w:color="AAAAAA"/>
+            </w:tcBorders>
+            <w:shd w:val="clear" w:color="auto" w:fill="FFFFFF"/>
+          </w:tcPr>
+          <w:p>
+            <w:pPr>
+              <w:jc w:val="center"/>
+              <w:rPr>
+                <w:lang w:val="vi-VN"/>
+              </w:rPr>
+            </w:pPr>
+            <w:proofErr w:type="spellStart"/>
+            <w:r>
+              <w:rPr>
+                <w:lang w:val="vi-VN"/>
+              </w:rPr>
+              <w:t>Fix</w:t>
+            </w:r>
+            <w:proofErr w:type="spellEnd"/>
+            <w:r>
+              <w:rPr>
+                <w:lang w:val="vi-VN"/>
+              </w:rPr>
+              <w:t xml:space="preserve"> P </w:t>
+            </w:r>
+            <w:proofErr w:type="spellStart"/>
+            <w:r>
+              <w:rPr>
+                <w:lang w:val="vi-VN"/>
+              </w:rPr>
+              <w:t>mosfet</w:t>
+            </w:r>
+            <w:proofErr w:type="spellEnd"/>
+            <w:r>
+              <w:rPr>
+                <w:lang w:val="vi-VN"/>
+              </w:rPr>
+              <w:t xml:space="preserve"> </w:t>
+            </w:r>
+            <w:proofErr w:type="spellStart"/>
+            <w:r>
+              <w:rPr>
+                <w:lang w:val="vi-VN"/>
+              </w:rPr>
+              <w:t>and</w:t>
+            </w:r>
+            <w:proofErr w:type="spellEnd"/>
+            <w:r>
+              <w:rPr>
+                <w:lang w:val="vi-VN"/>
+              </w:rPr>
+              <w:t xml:space="preserve"> </w:t>
+            </w:r>
+            <w:proofErr w:type="spellStart"/>
+            <w:r>
+              <w:rPr>
+                <w:lang w:val="vi-VN"/>
+              </w:rPr>
+              <w:t>footprint</w:t>
+            </w:r>
+            <w:proofErr w:type="spellEnd"/>
+            <w:r>
+              <w:rPr>
+                <w:lang w:val="vi-VN"/>
+              </w:rPr>
+              <w:t xml:space="preserve"> </w:t>
+            </w:r>
+            <w:proofErr w:type="spellStart"/>
+            <w:r>
+              <w:rPr>
+                <w:lang w:val="vi-VN"/>
+              </w:rPr>
+              <w:t>of</w:t>
+            </w:r>
+            <w:proofErr w:type="spellEnd"/>
+            <w:r>
+              <w:rPr>
+                <w:lang w:val="vi-VN"/>
+              </w:rPr>
+              <w:t xml:space="preserve"> </w:t>
+            </w:r>
+            <w:proofErr w:type="spellStart"/>
+            <w:r>
+              <w:rPr>
+                <w:lang w:val="vi-VN"/>
+              </w:rPr>
+              <w:t>internal</w:t>
+            </w:r>
+            <w:proofErr w:type="spellEnd"/>
+            <w:r>
+              <w:rPr>
+                <w:lang w:val="vi-VN"/>
+              </w:rPr>
+              <w:t xml:space="preserve"> </w:t>
+            </w:r>
+            <w:proofErr w:type="spellStart"/>
+            <w:r>
+              <w:rPr>
+                <w:lang w:val="vi-VN"/>
+              </w:rPr>
+              <w:t>laser</w:t>
+            </w:r>
+            <w:proofErr w:type="spellEnd"/>
+            <w:r>
+              <w:rPr>
+                <w:lang w:val="vi-VN"/>
+              </w:rPr>
+              <w:t xml:space="preserve">, </w:t>
+            </w:r>
+            <w:proofErr w:type="spellStart"/>
+            <w:r>
+              <w:rPr>
+                <w:lang w:val="vi-VN"/>
+              </w:rPr>
+              <w:t>design</w:t>
+            </w:r>
+            <w:proofErr w:type="spellEnd"/>
+            <w:r>
+              <w:rPr>
+                <w:lang w:val="vi-VN"/>
+              </w:rPr>
+              <w:t xml:space="preserve"> V1.2.0</w:t>
             </w:r>
           </w:p>
         </w:tc>
@@ -1838,6 +2399,11 @@
     <w:p/>
     <w:p/>
     <w:p>
+      <w:pPr>
+        <w:rPr>
+          <w:lang w:val="vi-VN"/>
+        </w:rPr>
+      </w:pPr>
       <w:r>
         <w:br w:type="page"/>
       </w:r>
